--- a/Confirmation on Dependent_VN_012021 88.DOCX
+++ b/Confirmation on Dependent_VN_012021 88.DOCX
@@ -776,13 +776,24 @@
         <w:t xml:space="preserve"> </w:t>
       </w:r>
       <w:r>
-        <w:t>Analog</w:t>
-      </w:r>
+        <w:t xml:space="preserve"> </w:t>
+      </w:r>
+      <w:proofErr w:type="spellStart"/>
+      <w:r>
+        <w:t>Kỹ</w:t>
+      </w:r>
+      <w:proofErr w:type="spellEnd"/>
       <w:r>
         <w:rPr>
           <w:lang w:val="vi-VN"/>
         </w:rPr>
-        <w:t xml:space="preserve"> Design Engineer</w:t>
+        <w:t xml:space="preserve"> sư thiết kế</w:t>
+      </w:r>
+      <w:r>
+        <w:rPr>
+          <w:lang w:val="vi-VN"/>
+        </w:rPr>
+        <w:t xml:space="preserve"> vi mạch</w:t>
       </w:r>
     </w:p>
     <w:p>
@@ -1367,7 +1378,7 @@
                 <v:stroke joinstyle="miter"/>
                 <v:path gradientshapeok="t" o:connecttype="rect"/>
               </v:shapetype>
-              <v:shape id="Text Box 20" o:spid="_x0000_s1026" type="#_x0000_t202" style="position:absolute;left:0;text-align:left;margin-left:0;margin-top:.55pt;width:22pt;height:18.5pt;z-index:251661312;visibility:visible;mso-wrap-style:square;mso-width-percent:0;mso-height-percent:0;mso-wrap-distance-left:9pt;mso-wrap-distance-top:0;mso-wrap-distance-right:9pt;mso-wrap-distance-bottom:0;mso-position-horizontal:left;mso-position-horizontal-relative:margin;mso-position-vertical:absolute;mso-position-vertical-relative:text;mso-width-percent:0;mso-height-percent:0;mso-width-relative:page;mso-height-relative:page;v-text-anchor:top" o:gfxdata="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">
+              <v:shape id="Text Box 20" o:spid="_x0000_s1026" type="#_x0000_t202" style="position:absolute;left:0;text-align:left;margin-left:0;margin-top:.55pt;width:22pt;height:18.5pt;z-index:251661312;visibility:visible;mso-wrap-style:square;mso-width-percent:0;mso-height-percent:0;mso-wrap-distance-left:9pt;mso-wrap-distance-top:0;mso-wrap-distance-right:9pt;mso-wrap-distance-bottom:0;mso-position-horizontal:left;mso-position-horizontal-relative:margin;mso-position-vertical:absolute;mso-position-vertical-relative:text;mso-width-percent:0;mso-height-percent:0;mso-width-relative:page;mso-height-relative:page;v-text-anchor:top" o:gfxdata="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">
                 <v:textbox>
                   <w:txbxContent>
                     <w:p>
@@ -1513,7 +1524,7 @@
           </mc:Choice>
           <mc:Fallback>
             <w:pict>
-              <v:shape w14:anchorId="2401074D" id="_x0000_s1027" type="#_x0000_t202" style="position:absolute;left:0;text-align:left;margin-left:0;margin-top:.95pt;width:21.3pt;height:19.8pt;z-index:251663360;visibility:visible;mso-wrap-style:square;mso-width-percent:0;mso-height-percent:0;mso-wrap-distance-left:9pt;mso-wrap-distance-top:0;mso-wrap-distance-right:9pt;mso-wrap-distance-bottom:0;mso-position-horizontal:left;mso-position-horizontal-relative:margin;mso-position-vertical:absolute;mso-position-vertical-relative:text;mso-width-percent:0;mso-height-percent:0;mso-width-relative:page;mso-height-relative:page;v-text-anchor:top" o:gfxdata="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">
+              <v:shape w14:anchorId="2401074D" id="_x0000_s1027" type="#_x0000_t202" style="position:absolute;left:0;text-align:left;margin-left:0;margin-top:.95pt;width:21.3pt;height:19.8pt;z-index:251663360;visibility:visible;mso-wrap-style:square;mso-width-percent:0;mso-height-percent:0;mso-wrap-distance-left:9pt;mso-wrap-distance-top:0;mso-wrap-distance-right:9pt;mso-wrap-distance-bottom:0;mso-position-horizontal:left;mso-position-horizontal-relative:margin;mso-position-vertical:absolute;mso-position-vertical-relative:text;mso-width-percent:0;mso-height-percent:0;mso-width-relative:page;mso-height-relative:page;v-text-anchor:top" o:gfxdata="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">
                 <v:textbox>
                   <w:txbxContent>
                     <w:p>
@@ -1727,7 +1738,7 @@
           </mc:Choice>
           <mc:Fallback>
             <w:pict>
-              <v:shape w14:anchorId="0267809D" id="_x0000_s1028" type="#_x0000_t202" style="position:absolute;left:0;text-align:left;margin-left:-.05pt;margin-top:1.65pt;width:22.5pt;height:18pt;z-index:251665408;visibility:visible;mso-wrap-style:square;mso-width-percent:0;mso-height-percent:0;mso-wrap-distance-left:9pt;mso-wrap-distance-top:0;mso-wrap-distance-right:9pt;mso-wrap-distance-bottom:0;mso-position-horizontal:absolute;mso-position-horizontal-relative:margin;mso-position-vertical:absolute;mso-position-vertical-relative:text;mso-width-percent:0;mso-height-percent:0;mso-width-relative:page;mso-height-relative:page;v-text-anchor:top" o:gfxdata="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">
+              <v:shape w14:anchorId="0267809D" id="_x0000_s1028" type="#_x0000_t202" style="position:absolute;left:0;text-align:left;margin-left:-.05pt;margin-top:1.65pt;width:22.5pt;height:18pt;z-index:251665408;visibility:visible;mso-wrap-style:square;mso-width-percent:0;mso-height-percent:0;mso-wrap-distance-left:9pt;mso-wrap-distance-top:0;mso-wrap-distance-right:9pt;mso-wrap-distance-bottom:0;mso-position-horizontal:absolute;mso-position-horizontal-relative:margin;mso-position-vertical:absolute;mso-position-vertical-relative:text;mso-width-percent:0;mso-height-percent:0;mso-width-relative:page;mso-height-relative:page;v-text-anchor:top" o:gfxdata="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">
                 <v:textbox>
                   <w:txbxContent>
                     <w:p/>
@@ -2021,7 +2032,7 @@
           </mc:Choice>
           <mc:Fallback>
             <w:pict>
-              <v:shape w14:anchorId="05304835" id="_x0000_s1029" type="#_x0000_t202" style="position:absolute;left:0;text-align:left;margin-left:0;margin-top:11.05pt;width:21.8pt;height:20.95pt;z-index:251667456;visibility:visible;mso-wrap-style:square;mso-width-percent:0;mso-height-percent:0;mso-wrap-distance-left:9pt;mso-wrap-distance-top:0;mso-wrap-distance-right:9pt;mso-wrap-distance-bottom:0;mso-position-horizontal:left;mso-position-horizontal-relative:margin;mso-position-vertical:absolute;mso-position-vertical-relative:text;mso-width-percent:0;mso-height-percent:0;mso-width-relative:page;mso-height-relative:page;v-text-anchor:top" o:gfxdata="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">
+              <v:shape w14:anchorId="05304835" id="_x0000_s1029" type="#_x0000_t202" style="position:absolute;left:0;text-align:left;margin-left:0;margin-top:11.05pt;width:21.8pt;height:20.95pt;z-index:251667456;visibility:visible;mso-wrap-style:square;mso-width-percent:0;mso-height-percent:0;mso-wrap-distance-left:9pt;mso-wrap-distance-top:0;mso-wrap-distance-right:9pt;mso-wrap-distance-bottom:0;mso-position-horizontal:left;mso-position-horizontal-relative:margin;mso-position-vertical:absolute;mso-position-vertical-relative:text;mso-width-percent:0;mso-height-percent:0;mso-width-relative:page;mso-height-relative:page;v-text-anchor:top" o:gfxdata="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">
                 <v:textbox>
                   <w:txbxContent>
                     <w:p/>
@@ -2850,15 +2861,7 @@
       </w:r>
       <w:proofErr w:type="spellStart"/>
       <w:r>
-        <w:t>cấp</w:t>
-      </w:r>
-      <w:proofErr w:type="spellEnd"/>
-      <w:r>
-        <w:t xml:space="preserve"> </w:t>
-      </w:r>
-      <w:proofErr w:type="spellStart"/>
-      <w:r>
-        <w:t>được</w:t>
+        <w:t>cấp được</w:t>
       </w:r>
       <w:proofErr w:type="spellEnd"/>
       <w:r>
